--- a/TZ.docx
+++ b/TZ.docx
@@ -1360,7 +1360,7 @@
                 <w:sz w:val="28"/>
                 <w:szCs w:val="28"/>
               </w:rPr>
-              <w:t>Система должна поддерживать добавление товара в список с полями: название (строка), количество (число), единица измерения (</w:t>
+              <w:t xml:space="preserve">Система должна поддерживать добавление и редактирование товара в списке с полями: название (строка), количество (число), единица измерения (шт/кг/л), примерная цена (необязательно).</w:t>
             </w:r>
             <w:proofErr w:type="spellStart"/>
             <w:r>
@@ -1369,7 +1369,7 @@
                 <w:sz w:val="28"/>
                 <w:szCs w:val="28"/>
               </w:rPr>
-              <w:t>шт</w:t>
+              <w:t/>
             </w:r>
             <w:proofErr w:type="spellEnd"/>
             <w:r>
@@ -1378,7 +1378,7 @@
                 <w:sz w:val="28"/>
                 <w:szCs w:val="28"/>
               </w:rPr>
-              <w:t>/кг/л).</w:t>
+              <w:t/>
             </w:r>
           </w:p>
         </w:tc>
@@ -1446,7 +1446,7 @@
                 <w:sz w:val="28"/>
                 <w:szCs w:val="28"/>
               </w:rPr>
-              <w:t>Система должна автоматически группировать товары по категориям (молочное, овощи, бакалея и т.д.) на основе встроенного справочника или локальной истории пользователя.</w:t>
+              <w:t xml:space="preserve">Система должна автоматически определять категорию товара (молочное, овощи, бакалея и т.д.) на основе встроенного справочника или локальной истории пользователя и группировать товары по категориям. Пользователь может изменить категорию вручную или добавить свою.</w:t>
             </w:r>
           </w:p>
         </w:tc>
@@ -1582,7 +1582,7 @@
                 <w:sz w:val="28"/>
                 <w:szCs w:val="28"/>
               </w:rPr>
-              <w:t xml:space="preserve">Система должна отображать на карте (интеграция с Google Maps / </w:t>
+              <w:t xml:space="preserve">Система должна отображать на карте (через установленное приложение карт: Яндекс.Карты, Google Maps, 2ГИС) ближайшие магазины сети, выбранной в списке, с указанием адреса и часов работы.</w:t>
             </w:r>
             <w:proofErr w:type="spellStart"/>
             <w:r>
@@ -1591,7 +1591,7 @@
                 <w:sz w:val="28"/>
                 <w:szCs w:val="28"/>
               </w:rPr>
-              <w:t>Яндекс.Карты</w:t>
+              <w:t/>
             </w:r>
             <w:proofErr w:type="spellEnd"/>
             <w:r>
@@ -1600,7 +1600,7 @@
                 <w:sz w:val="28"/>
                 <w:szCs w:val="28"/>
               </w:rPr>
-              <w:t>) ближайшие магазины сети, выбранной в списке, с указанием адреса и часов работы.</w:t>
+              <w:t/>
             </w:r>
           </w:p>
         </w:tc>
@@ -2403,7 +2403,7 @@
                 <w:sz w:val="28"/>
                 <w:szCs w:val="28"/>
               </w:rPr>
-              <w:t>Приложение не должно терять данные при внезапном закрытии (автосохранение каждые 2 секунды).</w:t>
+              <w:t xml:space="preserve">Приложение не должно терять данные при внезапном закрытии: каждое изменение сразу сохраняется в локальную базу данных.</w:t>
             </w:r>
           </w:p>
         </w:tc>
@@ -2535,7 +2535,7 @@
                 <w:sz w:val="28"/>
                 <w:szCs w:val="28"/>
               </w:rPr>
-              <w:t xml:space="preserve">Интерфейс должен соответствовать гайдлайнам </w:t>
+              <w:t xml:space="preserve">Интерфейс должен соответствовать гайдлайнам Material Design 3 (Android). Поддержка светлой и тёмной темы в соответствии с настройкой системы.</w:t>
             </w:r>
             <w:proofErr w:type="spellStart"/>
             <w:r>
@@ -2544,7 +2544,7 @@
                 <w:sz w:val="28"/>
                 <w:szCs w:val="28"/>
               </w:rPr>
-              <w:t>Material</w:t>
+              <w:t/>
             </w:r>
             <w:proofErr w:type="spellEnd"/>
             <w:r>
@@ -2553,7 +2553,7 @@
                 <w:sz w:val="28"/>
                 <w:szCs w:val="28"/>
               </w:rPr>
-              <w:t xml:space="preserve"> Design (</w:t>
+              <w:t xml:space="preserve"/>
             </w:r>
             <w:proofErr w:type="spellStart"/>
             <w:r>
@@ -2562,7 +2562,7 @@
                 <w:sz w:val="28"/>
                 <w:szCs w:val="28"/>
               </w:rPr>
-              <w:t>Android</w:t>
+              <w:t/>
             </w:r>
             <w:proofErr w:type="spellEnd"/>
             <w:r>
@@ -2571,7 +2571,7 @@
                 <w:sz w:val="28"/>
                 <w:szCs w:val="28"/>
               </w:rPr>
-              <w:t>). Поддержка тёмной темы.</w:t>
+              <w:t/>
             </w:r>
           </w:p>
         </w:tc>
@@ -2870,7 +2870,7 @@
           <w:sz w:val="28"/>
           <w:szCs w:val="28"/>
         </w:rPr>
-        <w:t xml:space="preserve"> </w:t>
+        <w:t xml:space="preserve"> нативный Kotlin, Jetpack Compose (Material Design 3), архитектура MVVM.</w:t>
       </w:r>
       <w:proofErr w:type="spellStart"/>
       <w:r>
@@ -2879,7 +2879,7 @@
           <w:sz w:val="28"/>
           <w:szCs w:val="28"/>
         </w:rPr>
-        <w:t>Flutter</w:t>
+        <w:t/>
       </w:r>
       <w:proofErr w:type="spellEnd"/>
       <w:r>
@@ -2888,7 +2888,7 @@
           <w:sz w:val="28"/>
           <w:szCs w:val="28"/>
         </w:rPr>
-        <w:t xml:space="preserve"> (кроссплатформенная разработка, сборка под </w:t>
+        <w:t xml:space="preserve"/>
       </w:r>
       <w:proofErr w:type="spellStart"/>
       <w:r>
@@ -2897,7 +2897,7 @@
           <w:sz w:val="28"/>
           <w:szCs w:val="28"/>
         </w:rPr>
-        <w:t>Android</w:t>
+        <w:t/>
       </w:r>
       <w:proofErr w:type="spellEnd"/>
       <w:r>
@@ -2906,7 +2906,7 @@
           <w:sz w:val="28"/>
           <w:szCs w:val="28"/>
         </w:rPr>
-        <w:t xml:space="preserve">) или нативный </w:t>
+        <w:t xml:space="preserve"/>
       </w:r>
       <w:proofErr w:type="spellStart"/>
       <w:r>
@@ -2915,7 +2915,7 @@
           <w:sz w:val="28"/>
           <w:szCs w:val="28"/>
         </w:rPr>
-        <w:t>Kotlin</w:t>
+        <w:t/>
       </w:r>
       <w:proofErr w:type="spellEnd"/>
       <w:r>
@@ -2924,7 +2924,7 @@
           <w:sz w:val="28"/>
           <w:szCs w:val="28"/>
         </w:rPr>
-        <w:t>.</w:t>
+        <w:t/>
       </w:r>
     </w:p>
     <w:p>
@@ -2958,7 +2958,7 @@
           <w:sz w:val="28"/>
           <w:szCs w:val="28"/>
         </w:rPr>
-        <w:t xml:space="preserve"> </w:t>
+        <w:t xml:space="preserve"> SQLite через библиотеку Room (локальное хранение на устройстве).</w:t>
       </w:r>
       <w:proofErr w:type="spellStart"/>
       <w:r>
@@ -2967,7 +2967,7 @@
           <w:sz w:val="28"/>
           <w:szCs w:val="28"/>
         </w:rPr>
-        <w:t>SQLite</w:t>
+        <w:t/>
       </w:r>
       <w:proofErr w:type="spellEnd"/>
       <w:r>
@@ -2976,7 +2976,7 @@
           <w:sz w:val="28"/>
           <w:szCs w:val="28"/>
         </w:rPr>
-        <w:t xml:space="preserve"> (локальное хранение на устройстве).</w:t>
+        <w:t xml:space="preserve"/>
       </w:r>
     </w:p>
     <w:p>
@@ -3010,7 +3010,7 @@
           <w:sz w:val="28"/>
           <w:szCs w:val="28"/>
         </w:rPr>
-        <w:t xml:space="preserve"> </w:t>
+        <w:t xml:space="preserve"> внешнее приложение карт (Яндекс.Карты, Google Maps, 2ГИС), вызываемое через Intent; SDK карт и API-ключи не требуются.</w:t>
       </w:r>
       <w:proofErr w:type="spellStart"/>
       <w:r>
@@ -3019,7 +3019,7 @@
           <w:sz w:val="28"/>
           <w:szCs w:val="28"/>
         </w:rPr>
-        <w:t>Яндекс.Карты</w:t>
+        <w:t/>
       </w:r>
       <w:proofErr w:type="spellEnd"/>
       <w:r>
@@ -3028,7 +3028,7 @@
           <w:sz w:val="28"/>
           <w:szCs w:val="28"/>
         </w:rPr>
-        <w:t xml:space="preserve"> SDK или Google Maps SDK (в зависимости от региона).</w:t>
+        <w:t xml:space="preserve"/>
       </w:r>
     </w:p>
     <w:p>
@@ -3074,7 +3074,7 @@
           <w:sz w:val="28"/>
           <w:szCs w:val="28"/>
         </w:rPr>
-        <w:t xml:space="preserve"> локальные (</w:t>
+        <w:t xml:space="preserve"> локальные (AlarmManager), без внешних сервисов; восстанавливаются после перезагрузки устройства.</w:t>
       </w:r>
       <w:proofErr w:type="spellStart"/>
       <w:r>
@@ -3083,7 +3083,7 @@
           <w:sz w:val="28"/>
           <w:szCs w:val="28"/>
         </w:rPr>
-        <w:t>AlarmManager</w:t>
+        <w:t/>
       </w:r>
       <w:proofErr w:type="spellEnd"/>
       <w:r>
@@ -3092,23 +3092,23 @@
           <w:sz w:val="28"/>
           <w:szCs w:val="28"/>
         </w:rPr>
-        <w:t xml:space="preserve"> </w:t>
-      </w:r>
-      <w:r>
-        <w:rPr>
-          <w:rFonts w:ascii="Times New Roman" w:hAnsi="Times New Roman" w:cs="Times New Roman"/>
-          <w:sz w:val="28"/>
-          <w:szCs w:val="28"/>
-        </w:rPr>
-        <w:t>/</w:t>
-      </w:r>
-      <w:r>
-        <w:rPr>
-          <w:rFonts w:ascii="Times New Roman" w:hAnsi="Times New Roman" w:cs="Times New Roman"/>
-          <w:sz w:val="28"/>
-          <w:szCs w:val="28"/>
-        </w:rPr>
-        <w:t xml:space="preserve"> </w:t>
+        <w:t xml:space="preserve"/>
+      </w:r>
+      <w:r>
+        <w:rPr>
+          <w:rFonts w:ascii="Times New Roman" w:hAnsi="Times New Roman" w:cs="Times New Roman"/>
+          <w:sz w:val="28"/>
+          <w:szCs w:val="28"/>
+        </w:rPr>
+        <w:t/>
+      </w:r>
+      <w:r>
+        <w:rPr>
+          <w:rFonts w:ascii="Times New Roman" w:hAnsi="Times New Roman" w:cs="Times New Roman"/>
+          <w:sz w:val="28"/>
+          <w:szCs w:val="28"/>
+        </w:rPr>
+        <w:t xml:space="preserve"/>
       </w:r>
       <w:proofErr w:type="spellStart"/>
       <w:r>
@@ -3117,7 +3117,7 @@
           <w:sz w:val="28"/>
           <w:szCs w:val="28"/>
         </w:rPr>
-        <w:t>WorkManager</w:t>
+        <w:t/>
       </w:r>
       <w:proofErr w:type="spellEnd"/>
       <w:r>
@@ -3126,7 +3126,7 @@
           <w:sz w:val="28"/>
           <w:szCs w:val="28"/>
         </w:rPr>
-        <w:t>), без внешних сервисов.</w:t>
+        <w:t/>
       </w:r>
     </w:p>
     <w:p>
@@ -3448,7 +3448,7 @@
                 <w:sz w:val="28"/>
                 <w:szCs w:val="28"/>
               </w:rPr>
-              <w:t>?</w:t>
+              <w:t>2</w:t>
             </w:r>
           </w:p>
         </w:tc>
@@ -3590,7 +3590,7 @@
                 <w:sz w:val="28"/>
                 <w:szCs w:val="28"/>
               </w:rPr>
-              <w:t>?</w:t>
+              <w:t>3</w:t>
             </w:r>
           </w:p>
         </w:tc>
@@ -3712,7 +3712,7 @@
                 <w:sz w:val="28"/>
                 <w:szCs w:val="28"/>
               </w:rPr>
-              <w:t>?</w:t>
+              <w:t>3</w:t>
             </w:r>
           </w:p>
         </w:tc>
@@ -3834,7 +3834,7 @@
                 <w:sz w:val="28"/>
                 <w:szCs w:val="28"/>
               </w:rPr>
-              <w:t>?</w:t>
+              <w:t>2</w:t>
             </w:r>
           </w:p>
         </w:tc>
@@ -4284,7 +4284,7 @@
           <w:sz w:val="28"/>
           <w:szCs w:val="28"/>
         </w:rPr>
-        <w:t xml:space="preserve"> система сбора </w:t>
+        <w:t xml:space="preserve"> отчёты о сбоях из Google Play Console (Android vitals) без встраивания сторонних SDK, канал обратной связи (email), плановые обновления 1 раз в 2 месяца.</w:t>
       </w:r>
       <w:proofErr w:type="spellStart"/>
       <w:r>
@@ -4293,7 +4293,7 @@
           <w:sz w:val="28"/>
           <w:szCs w:val="28"/>
         </w:rPr>
-        <w:t>crash</w:t>
+        <w:t/>
       </w:r>
       <w:proofErr w:type="spellEnd"/>
       <w:r>
@@ -4302,7 +4302,7 @@
           <w:sz w:val="28"/>
           <w:szCs w:val="28"/>
         </w:rPr>
-        <w:t>-логов (</w:t>
+        <w:t/>
       </w:r>
       <w:proofErr w:type="spellStart"/>
       <w:r>
@@ -4311,7 +4311,7 @@
           <w:sz w:val="28"/>
           <w:szCs w:val="28"/>
         </w:rPr>
-        <w:t>Firebase</w:t>
+        <w:t/>
       </w:r>
       <w:proofErr w:type="spellEnd"/>
       <w:r>
@@ -4320,7 +4320,7 @@
           <w:sz w:val="28"/>
           <w:szCs w:val="28"/>
         </w:rPr>
-        <w:t xml:space="preserve"> </w:t>
+        <w:t xml:space="preserve"/>
       </w:r>
       <w:proofErr w:type="spellStart"/>
       <w:r>
@@ -4329,7 +4329,7 @@
           <w:sz w:val="28"/>
           <w:szCs w:val="28"/>
         </w:rPr>
-        <w:t>Crashlytics</w:t>
+        <w:t/>
       </w:r>
       <w:proofErr w:type="spellEnd"/>
       <w:r>
@@ -4338,7 +4338,7 @@
           <w:sz w:val="28"/>
           <w:szCs w:val="28"/>
         </w:rPr>
-        <w:t xml:space="preserve"> — только для сбора ошибок, без аккаунтов), канал обратной связи (</w:t>
+        <w:t xml:space="preserve"/>
       </w:r>
       <w:proofErr w:type="spellStart"/>
       <w:r>
@@ -4347,7 +4347,7 @@
           <w:sz w:val="28"/>
           <w:szCs w:val="28"/>
         </w:rPr>
-        <w:t>email</w:t>
+        <w:t/>
       </w:r>
       <w:proofErr w:type="spellEnd"/>
       <w:r>
@@ -4356,7 +4356,7 @@
           <w:sz w:val="28"/>
           <w:szCs w:val="28"/>
         </w:rPr>
-        <w:t>), плановые обновления 1 раз в 2 месяца.</w:t>
+        <w:t/>
       </w:r>
     </w:p>
     <w:p>
@@ -4455,7 +4455,7 @@
                 <w:rFonts w:ascii="Times New Roman" w:hAnsi="Times New Roman" w:cs="Times New Roman"/>
                 <w:b/>
               </w:rPr>
-              <w:t>и</w:t>
+              <w:t xml:space="preserve">Риски</w:t>
             </w:r>
             <w:r>
               <w:rPr>
@@ -4464,7 +4464,7 @@
                 <w:sz w:val="28"/>
                 <w:szCs w:val="28"/>
               </w:rPr>
-              <w:t>Риск</w:t>
+              <w:t/>
             </w:r>
             <w:r>
               <w:rPr>
@@ -4473,7 +4473,7 @@
                 <w:sz w:val="28"/>
                 <w:szCs w:val="28"/>
               </w:rPr>
-              <w:t>и</w:t>
+              <w:t/>
             </w:r>
             <w:proofErr w:type="spellEnd"/>
           </w:p>
@@ -4883,7 +4883,7 @@
                 <w:sz w:val="28"/>
                 <w:szCs w:val="28"/>
               </w:rPr>
-              <w:t>Использовать готовую библиотеку NLP или сделать ручной выбор категории.</w:t>
+              <w:t xml:space="preserve">Встроенный справочник ключевых слов, локальная история пользователя и ручной выбор категории.</w:t>
             </w:r>
           </w:p>
         </w:tc>
